--- a/Practical/DBM-Practical.docx
+++ b/Practical/DBM-Practical.docx
@@ -155,22 +155,26 @@
     <w:p/>
     <w:p/>
     <w:p/>
+    <w:p/>
+    <w:p/>
     <w:p>
       <w:r>
-        <w:lastRenderedPageBreak/>
+        <w:rPr>
+          <w:noProof/>
+        </w:rPr>
         <w:drawing>
-          <wp:anchor distT="0" distB="0" distL="114300" distR="114300" simplePos="0" relativeHeight="251660288" behindDoc="0" locked="0" layoutInCell="1" allowOverlap="1" wp14:anchorId="46E87E87" wp14:editId="05E881A1">
+          <wp:anchor distT="0" distB="0" distL="114300" distR="114300" simplePos="0" relativeHeight="251661312" behindDoc="0" locked="0" layoutInCell="1" allowOverlap="1" wp14:anchorId="17AE94B8" wp14:editId="485CEDA7">
             <wp:simplePos x="0" y="0"/>
             <wp:positionH relativeFrom="margin">
               <wp:align>left</wp:align>
             </wp:positionH>
             <wp:positionV relativeFrom="paragraph">
-              <wp:posOffset>5715</wp:posOffset>
+              <wp:posOffset>17780</wp:posOffset>
             </wp:positionV>
-            <wp:extent cx="6234430" cy="7837170"/>
-            <wp:effectExtent l="0" t="0" r="0" b="0"/>
+            <wp:extent cx="5699760" cy="5937250"/>
+            <wp:effectExtent l="0" t="0" r="0" b="6350"/>
             <wp:wrapSquare wrapText="bothSides"/>
-            <wp:docPr id="688133737" name="Picture 1"/>
+            <wp:docPr id="1745261447" name="Picture 1"/>
             <wp:cNvGraphicFramePr>
               <a:graphicFrameLocks xmlns:a="http://schemas.openxmlformats.org/drawingml/2006/main" noChangeAspect="1"/>
             </wp:cNvGraphicFramePr>
@@ -178,7 +182,7 @@
               <a:graphicData uri="http://schemas.openxmlformats.org/drawingml/2006/picture">
                 <pic:pic xmlns:pic="http://schemas.openxmlformats.org/drawingml/2006/picture">
                   <pic:nvPicPr>
-                    <pic:cNvPr id="688133737" name=""/>
+                    <pic:cNvPr id="1745261447" name=""/>
                     <pic:cNvPicPr/>
                   </pic:nvPicPr>
                   <pic:blipFill>
@@ -196,7 +200,7 @@
                   <pic:spPr>
                     <a:xfrm>
                       <a:off x="0" y="0"/>
-                      <a:ext cx="6234430" cy="7837170"/>
+                      <a:ext cx="5699760" cy="5937250"/>
                     </a:xfrm>
                     <a:prstGeom prst="rect">
                       <a:avLst/>
@@ -235,13 +239,58 @@
     <w:p/>
     <w:p/>
     <w:p/>
-    <w:p/>
-    <w:p/>
-    <w:p/>
-    <w:p/>
-    <w:p/>
-    <w:p/>
-    <w:p/>
+    <w:p>
+      <w:r>
+        <w:drawing>
+          <wp:inline distT="0" distB="0" distL="0" distR="0" wp14:anchorId="11F8DE16" wp14:editId="2538EB40">
+            <wp:extent cx="5048250" cy="1857375"/>
+            <wp:effectExtent l="0" t="0" r="0" b="9525"/>
+            <wp:docPr id="393272631" name="Picture 2"/>
+            <wp:cNvGraphicFramePr>
+              <a:graphicFrameLocks xmlns:a="http://schemas.openxmlformats.org/drawingml/2006/main" noChangeAspect="1"/>
+            </wp:cNvGraphicFramePr>
+            <a:graphic xmlns:a="http://schemas.openxmlformats.org/drawingml/2006/main">
+              <a:graphicData uri="http://schemas.openxmlformats.org/drawingml/2006/picture">
+                <pic:pic xmlns:pic="http://schemas.openxmlformats.org/drawingml/2006/picture">
+                  <pic:nvPicPr>
+                    <pic:cNvPr id="0" name="Picture 6"/>
+                    <pic:cNvPicPr>
+                      <a:picLocks noChangeAspect="1" noChangeArrowheads="1"/>
+                    </pic:cNvPicPr>
+                  </pic:nvPicPr>
+                  <pic:blipFill>
+                    <a:blip r:embed="rId7">
+                      <a:extLst>
+                        <a:ext uri="{28A0092B-C50C-407E-A947-70E740481C1C}">
+                          <a14:useLocalDpi xmlns:a14="http://schemas.microsoft.com/office/drawing/2010/main" val="0"/>
+                        </a:ext>
+                      </a:extLst>
+                    </a:blip>
+                    <a:srcRect/>
+                    <a:stretch>
+                      <a:fillRect/>
+                    </a:stretch>
+                  </pic:blipFill>
+                  <pic:spPr bwMode="auto">
+                    <a:xfrm>
+                      <a:off x="0" y="0"/>
+                      <a:ext cx="5048250" cy="1857375"/>
+                    </a:xfrm>
+                    <a:prstGeom prst="rect">
+                      <a:avLst/>
+                    </a:prstGeom>
+                    <a:noFill/>
+                    <a:ln>
+                      <a:noFill/>
+                    </a:ln>
+                  </pic:spPr>
+                </pic:pic>
+              </a:graphicData>
+            </a:graphic>
+          </wp:inline>
+        </w:drawing>
+      </w:r>
+    </w:p>
     <w:p/>
     <w:p/>
     <w:p/>
@@ -860,7 +909,6 @@
   <w:style w:type="character" w:default="1" w:styleId="DefaultParagraphFont">
     <w:name w:val="Default Paragraph Font"/>
     <w:uiPriority w:val="1"/>
-    <w:semiHidden/>
     <w:unhideWhenUsed/>
   </w:style>
   <w:style w:type="table" w:default="1" w:styleId="TableNormal">
